--- a/docs/admin/scenario_scripts_v4/presentation_script_bedcontrol_v4.docx
+++ b/docs/admin/scenario_scripts_v4/presentation_script_bedcontrol_v4.docx
@@ -11,7 +11,7 @@
           <w:color w:val="888888"/>
           <w:sz w:val="18"/>
         </w:rPr>
-        <w:t>生成日: 2026-04-19    対応アプリ: v4    コミット: f9c2a0d</w:t>
+        <w:t>生成日: 2026-04-19    対応アプリ: v4    コミット: 1ecb3c1</w:t>
       </w:r>
     </w:p>
     <w:p>

--- a/docs/admin/scenario_scripts_v4/presentation_script_bedcontrol_v4.docx
+++ b/docs/admin/scenario_scripts_v4/presentation_script_bedcontrol_v4.docx
@@ -11,7 +11,7 @@
           <w:color w:val="888888"/>
           <w:sz w:val="18"/>
         </w:rPr>
-        <w:t>生成日: 2026-04-19    対応アプリ: v4    コミット: 1ecb3c1</w:t>
+        <w:t>生成日: 2026-04-19    対応アプリ: v4    コミット: 9b6041c</w:t>
       </w:r>
     </w:p>
     <w:p>

--- a/docs/admin/scenario_scripts_v4/presentation_script_bedcontrol_v4.docx
+++ b/docs/admin/scenario_scripts_v4/presentation_script_bedcontrol_v4.docx
@@ -11,7 +11,7 @@
           <w:color w:val="888888"/>
           <w:sz w:val="18"/>
         </w:rPr>
-        <w:t>生成日: 2026-04-19    対応アプリ: v4    コミット: 9b6041c</w:t>
+        <w:t>生成日: 2026-04-19    対応アプリ: v4    コミット: b34c220</w:t>
       </w:r>
     </w:p>
     <w:p>

--- a/docs/admin/scenario_scripts_v4/presentation_script_bedcontrol_v4.docx
+++ b/docs/admin/scenario_scripts_v4/presentation_script_bedcontrol_v4.docx
@@ -11,7 +11,7 @@
           <w:color w:val="888888"/>
           <w:sz w:val="18"/>
         </w:rPr>
-        <w:t>生成日: 2026-04-19    対応アプリ: v4    コミット: b34c220</w:t>
+        <w:t>生成日: 2026-04-20    対応アプリ: v4    コミット: 3a07880</w:t>
       </w:r>
     </w:p>
     <w:p>

--- a/docs/admin/scenario_scripts_v4/presentation_script_bedcontrol_v4.docx
+++ b/docs/admin/scenario_scripts_v4/presentation_script_bedcontrol_v4.docx
@@ -11,7 +11,7 @@
           <w:color w:val="888888"/>
           <w:sz w:val="18"/>
         </w:rPr>
-        <w:t>生成日: 2026-04-20    対応アプリ: v4    コミット: 3a07880</w:t>
+        <w:t>生成日: 2026-04-20    対応アプリ: v4    コミット: c6260b5</w:t>
       </w:r>
     </w:p>
     <w:p>
@@ -3729,7 +3729,7 @@
           <w:i w:val="0"/>
           <w:sz w:val="22"/>
         </w:rPr>
-        <w:t xml:space="preserve"> 連休前退院を一斉に促進すると、連休前の病棟激務と、連休中の極端な空床（稼働率 60% 台）で診療報酬が大きく低下していました。 &lt;!-- qa-skip --&gt;（従来型の問題イメージ）</w:t>
+        <w:t xml:space="preserve"> 連休前退院を一斉に促進すると、連休前の病棟激務と、連休中の極端な空床（稼働率 60% 台）で診療報酬が大きく低下していました。 （従来型の問題イメージ）</w:t>
       </w:r>
     </w:p>
     <w:p>
@@ -5667,7 +5667,7 @@
           <w:i w:val="0"/>
           <w:sz w:val="22"/>
         </w:rPr>
-        <w:t>ため、平均在院日数は推定値です(稼働率 90% を仮定した近似式)。実績 LOS は別途、病院管理データの admission/discharge ペアから算出することを推奨しています。 &lt;!-- qa-skip --&gt;（近似式の仮定値）</w:t>
+        <w:t>ため、平均在院日数は推定値です(稼働率 90% を仮定した近似式)。実績 LOS は別途、病院管理データの admission/discharge ペアから算出することを推奨しています。 （近似式の仮定値）</w:t>
       </w:r>
     </w:p>
     <w:p>

--- a/docs/admin/scenario_scripts_v4/presentation_script_bedcontrol_v4.docx
+++ b/docs/admin/scenario_scripts_v4/presentation_script_bedcontrol_v4.docx
@@ -11,7 +11,7 @@
           <w:color w:val="888888"/>
           <w:sz w:val="18"/>
         </w:rPr>
-        <w:t>生成日: 2026-04-20    対応アプリ: v4    コミット: c6260b5</w:t>
+        <w:t>生成日: 2026-04-20    対応アプリ: v4    コミット: a1fee86</w:t>
       </w:r>
     </w:p>
     <w:p>
@@ -620,7 +620,7 @@
           <w:i w:val="0"/>
           <w:sz w:val="24"/>
         </w:rPr>
-        <w:t>(1) 救急搬送後患者割合 — 基準の 3.5〜4.1 倍</w:t>
+        <w:t>(1) 予定外入院割合 — 制度基準「救急搬送後 15%」の参考値</w:t>
       </w:r>
     </w:p>
     <w:p>
@@ -631,7 +631,43 @@
           <w:i w:val="0"/>
           <w:sz w:val="22"/>
         </w:rPr>
-        <w:t>制度基準は 15% 以上ですが、当院の 2025 年度通年実績はこうです:</w:t>
+        <w:t>制度基準は「救急搬送後患者割合 15% 以上」ですが、</w:t>
+      </w:r>
+      <w:r>
+        <w:rPr>
+          <w:rFonts w:ascii="Hiragino Kaku Gothic ProN" w:hAnsi="Hiragino Kaku Gothic ProN" w:eastAsia="Hiragino Kaku Gothic ProN" w:cs="Hiragino Kaku Gothic ProN"/>
+          <w:b/>
+          <w:i w:val="0"/>
+          <w:sz w:val="22"/>
+        </w:rPr>
+        <w:t>2025 年度の事務データは「当日(予定外/緊急) / 予定」の 2 値分類</w:t>
+      </w:r>
+      <w:r>
+        <w:rPr>
+          <w:rFonts w:ascii="Hiragino Kaku Gothic ProN" w:hAnsi="Hiragino Kaku Gothic ProN" w:eastAsia="Hiragino Kaku Gothic ProN" w:cs="Hiragino Kaku Gothic ProN"/>
+          <w:b w:val="0"/>
+          <w:i w:val="0"/>
+          <w:sz w:val="22"/>
+        </w:rPr>
+        <w:t xml:space="preserve"> で、救急車搬送・下り搬送・外来紹介・連携室・ウォークインを区別していません。そのため、本章の数値は制度上の「救急搬送後」より広い </w:t>
+      </w:r>
+      <w:r>
+        <w:rPr>
+          <w:rFonts w:ascii="Hiragino Kaku Gothic ProN" w:hAnsi="Hiragino Kaku Gothic ProN" w:eastAsia="Hiragino Kaku Gothic ProN" w:cs="Hiragino Kaku Gothic ProN"/>
+          <w:b/>
+          <w:i w:val="0"/>
+          <w:sz w:val="22"/>
+        </w:rPr>
+        <w:t>予定外入院割合</w:t>
+      </w:r>
+      <w:r>
+        <w:rPr>
+          <w:rFonts w:ascii="Hiragino Kaku Gothic ProN" w:hAnsi="Hiragino Kaku Gothic ProN" w:eastAsia="Hiragino Kaku Gothic ProN" w:cs="Hiragino Kaku Gothic ProN"/>
+          <w:b w:val="0"/>
+          <w:i w:val="0"/>
+          <w:sz w:val="22"/>
+        </w:rPr>
+        <w:t xml:space="preserve"> として読んでください：</w:t>
       </w:r>
     </w:p>
     <w:tbl>
@@ -642,16 +678,15 @@
         <w:tblLook w:firstColumn="1" w:firstRow="1" w:lastColumn="0" w:lastRow="0" w:noHBand="0" w:noVBand="1" w:val="04A0"/>
       </w:tblPr>
       <w:tblGrid>
-        <w:gridCol w:w="1994"/>
-        <w:gridCol w:w="1994"/>
-        <w:gridCol w:w="1994"/>
-        <w:gridCol w:w="1994"/>
-        <w:gridCol w:w="1994"/>
+        <w:gridCol w:w="2493"/>
+        <w:gridCol w:w="2493"/>
+        <w:gridCol w:w="2493"/>
+        <w:gridCol w:w="2493"/>
       </w:tblGrid>
       <w:tr>
         <w:tc>
           <w:tcPr>
-            <w:tcW w:type="dxa" w:w="1994"/>
+            <w:tcW w:type="dxa" w:w="2493"/>
             <w:vAlign w:val="center"/>
           </w:tcPr>
           <w:p>
@@ -673,7 +708,7 @@
         </w:tc>
         <w:tc>
           <w:tcPr>
-            <w:tcW w:type="dxa" w:w="1994"/>
+            <w:tcW w:type="dxa" w:w="2493"/>
             <w:vAlign w:val="center"/>
           </w:tcPr>
           <w:p>
@@ -695,7 +730,7 @@
         </w:tc>
         <w:tc>
           <w:tcPr>
-            <w:tcW w:type="dxa" w:w="1994"/>
+            <w:tcW w:type="dxa" w:w="2493"/>
             <w:vAlign w:val="center"/>
           </w:tcPr>
           <w:p>
@@ -711,13 +746,13 @@
                 <w:i w:val="0"/>
                 <w:sz w:val="20"/>
               </w:rPr>
-              <w:t>救急搬送</w:t>
+              <w:t>予定外入院</w:t>
             </w:r>
           </w:p>
         </w:tc>
         <w:tc>
           <w:tcPr>
-            <w:tcW w:type="dxa" w:w="1994"/>
+            <w:tcW w:type="dxa" w:w="2493"/>
             <w:vAlign w:val="center"/>
           </w:tcPr>
           <w:p>
@@ -733,29 +768,7 @@
                 <w:i w:val="0"/>
                 <w:sz w:val="20"/>
               </w:rPr>
-              <w:t>通年救急率</w:t>
-            </w:r>
-          </w:p>
-        </w:tc>
-        <w:tc>
-          <w:tcPr>
-            <w:tcW w:type="dxa" w:w="1994"/>
-            <w:vAlign w:val="center"/>
-          </w:tcPr>
-          <w:p>
-            <w:r>
-              <w:rPr>
-                <w:b/>
-              </w:rPr>
-            </w:r>
-            <w:r>
-              <w:rPr>
-                <w:rFonts w:ascii="Hiragino Kaku Gothic ProN" w:hAnsi="Hiragino Kaku Gothic ProN" w:eastAsia="Hiragino Kaku Gothic ProN" w:cs="Hiragino Kaku Gothic ProN"/>
-                <w:b/>
-                <w:i w:val="0"/>
-                <w:sz w:val="20"/>
-              </w:rPr>
-              <w:t>基準との差</w:t>
+              <w:t>通年 予定外入院率</w:t>
             </w:r>
           </w:p>
         </w:tc>
@@ -763,7 +776,7 @@
       <w:tr>
         <w:tc>
           <w:tcPr>
-            <w:tcW w:type="dxa" w:w="1994"/>
+            <w:tcW w:type="dxa" w:w="2493"/>
             <w:vAlign w:val="center"/>
           </w:tcPr>
           <w:p>
@@ -781,7 +794,7 @@
         </w:tc>
         <w:tc>
           <w:tcPr>
-            <w:tcW w:type="dxa" w:w="1994"/>
+            <w:tcW w:type="dxa" w:w="2493"/>
             <w:vAlign w:val="center"/>
           </w:tcPr>
           <w:p>
@@ -799,7 +812,7 @@
         </w:tc>
         <w:tc>
           <w:tcPr>
-            <w:tcW w:type="dxa" w:w="1994"/>
+            <w:tcW w:type="dxa" w:w="2493"/>
             <w:vAlign w:val="center"/>
           </w:tcPr>
           <w:p>
@@ -817,7 +830,7 @@
         </w:tc>
         <w:tc>
           <w:tcPr>
-            <w:tcW w:type="dxa" w:w="1994"/>
+            <w:tcW w:type="dxa" w:w="2493"/>
             <w:vAlign w:val="center"/>
           </w:tcPr>
           <w:p>
@@ -833,29 +846,11 @@
             </w:r>
           </w:p>
         </w:tc>
-        <w:tc>
-          <w:tcPr>
-            <w:tcW w:type="dxa" w:w="1994"/>
-            <w:vAlign w:val="center"/>
-          </w:tcPr>
-          <w:p>
-            <w:r/>
-            <w:r>
-              <w:rPr>
-                <w:rFonts w:ascii="Hiragino Kaku Gothic ProN" w:hAnsi="Hiragino Kaku Gothic ProN" w:eastAsia="Hiragino Kaku Gothic ProN" w:cs="Hiragino Kaku Gothic ProN"/>
-                <w:b w:val="0"/>
-                <w:i w:val="0"/>
-                <w:sz w:val="20"/>
-              </w:rPr>
-              <w:t>+38.1pt</w:t>
-            </w:r>
-          </w:p>
-        </w:tc>
       </w:tr>
       <w:tr>
         <w:tc>
           <w:tcPr>
-            <w:tcW w:type="dxa" w:w="1994"/>
+            <w:tcW w:type="dxa" w:w="2493"/>
             <w:vAlign w:val="center"/>
           </w:tcPr>
           <w:p>
@@ -873,7 +868,7 @@
         </w:tc>
         <w:tc>
           <w:tcPr>
-            <w:tcW w:type="dxa" w:w="1994"/>
+            <w:tcW w:type="dxa" w:w="2493"/>
             <w:vAlign w:val="center"/>
           </w:tcPr>
           <w:p>
@@ -891,7 +886,7 @@
         </w:tc>
         <w:tc>
           <w:tcPr>
-            <w:tcW w:type="dxa" w:w="1994"/>
+            <w:tcW w:type="dxa" w:w="2493"/>
             <w:vAlign w:val="center"/>
           </w:tcPr>
           <w:p>
@@ -909,7 +904,7 @@
         </w:tc>
         <w:tc>
           <w:tcPr>
-            <w:tcW w:type="dxa" w:w="1994"/>
+            <w:tcW w:type="dxa" w:w="2493"/>
             <w:vAlign w:val="center"/>
           </w:tcPr>
           <w:p>
@@ -925,24 +920,6 @@
             </w:r>
           </w:p>
         </w:tc>
-        <w:tc>
-          <w:tcPr>
-            <w:tcW w:type="dxa" w:w="1994"/>
-            <w:vAlign w:val="center"/>
-          </w:tcPr>
-          <w:p>
-            <w:r/>
-            <w:r>
-              <w:rPr>
-                <w:rFonts w:ascii="Hiragino Kaku Gothic ProN" w:hAnsi="Hiragino Kaku Gothic ProN" w:eastAsia="Hiragino Kaku Gothic ProN" w:cs="Hiragino Kaku Gothic ProN"/>
-                <w:b w:val="0"/>
-                <w:i w:val="0"/>
-                <w:sz w:val="20"/>
-              </w:rPr>
-              <w:t>+46.1pt</w:t>
-            </w:r>
-          </w:p>
-        </w:tc>
       </w:tr>
     </w:tbl>
     <w:p>
@@ -953,7 +930,7 @@
           <w:i w:val="0"/>
           <w:sz w:val="22"/>
         </w:rPr>
-        <w:t>基準の約 3.5〜4.1 倍を安定して維持しています。</w:t>
+        <w:t>予定外入院の中には救急搬送以外（外来紹介・連携室・ウォークイン等）が含まれています。制度上の「救急搬送後」に限定した厳密値は、事務への再エクスポート依頼中で、確定次第ご報告します。</w:t>
       </w:r>
     </w:p>
     <w:p>
@@ -964,7 +941,7 @@
           <w:i w:val="0"/>
           <w:sz w:val="22"/>
         </w:rPr>
-        <w:t>2026 年 6 月 1 日以降は rolling 3 ヶ月判定になりますが、直近 3 ヶ月(2026 年 1〜3 月)でも:</w:t>
+        <w:t>2026 年 6 月 1 日以降は rolling 3 ヶ月判定になりますが、直近 3 ヶ月(2026 年 1〜3 月)の予定外入院率は:</w:t>
       </w:r>
     </w:p>
     <w:p>
@@ -1021,7 +998,7 @@
           <w:i w:val="0"/>
           <w:sz w:val="22"/>
         </w:rPr>
-        <w:t>rolling 判定に切り替わっても、余力は圧倒的です。</w:t>
+        <w:t>予定外入院率がこの水準であれば、制度上の「救急搬送後（15% 以上）」も十分な余裕で達成できる見込みです。</w:t>
       </w:r>
     </w:p>
     <w:p>
@@ -2870,7 +2847,7 @@
           <w:i w:val="0"/>
           <w:sz w:val="22"/>
         </w:rPr>
-        <w:t xml:space="preserve">救急率: </w:t>
+        <w:t xml:space="preserve">予定外入院率: </w:t>
       </w:r>
       <w:r>
         <w:rPr>
@@ -2888,7 +2865,7 @@
           <w:i w:val="0"/>
           <w:sz w:val="22"/>
         </w:rPr>
-        <w:t xml:space="preserve"> (基準 15% の 3.5〜4.1 倍)</w:t>
+        <w:t xml:space="preserve"> (※ 2 値分類による参考値。制度上の「救急搬送後 15%」の厳密判定は精査中だが、達成見込み)</w:t>
       </w:r>
     </w:p>
     <w:p>
@@ -5750,7 +5727,7 @@
           <w:i w:val="0"/>
           <w:sz w:val="22"/>
         </w:rPr>
-        <w:t>救急搬送後割合は基準の 3.5〜4.1 倍</w:t>
+        <w:t>予定外入院割合が高水準</w:t>
       </w:r>
       <w:r>
         <w:rPr>
@@ -5759,7 +5736,7 @@
           <w:i w:val="0"/>
           <w:sz w:val="22"/>
         </w:rPr>
-        <w:t>: 5F 53.1% / 6F 61.1% に対し基準は 15%。rolling 3 ヶ月でも 5F 54.4% / 6F 60.1% と安定しています。</w:t>
+        <w:t>: 5F 53.1% / 6F 61.1%（rolling 3 ヶ月でも 54.4% / 60.1%）。ただしこれは 2025FY 事務データの 2 値分類による参考値で、制度上の「救急搬送後」には外来紹介・連携室等が含まれないため、厳密値は再分類後に確定します。予定外入院の過半を救急搬送が占める想定で、基準 15% は十分な余裕で達成する見込みです。</w:t>
       </w:r>
     </w:p>
     <w:p>
@@ -6435,7 +6412,7 @@
           <w:i w:val="0"/>
           <w:sz w:val="22"/>
         </w:rPr>
-        <w:t xml:space="preserve"> 試算しました。現在の救急搬送後割合は 5F 53.1% / 6F 61.1% で、基準 15% の 3.5〜4.1 倍です。</w:t>
+        <w:t xml:space="preserve"> 試算しました。現在の予定外入院率は 5F 53.1% / 6F 61.1%（2 値分類）で、制度上の「救急搬送後」に限定した厳密値は精査中ですが、この広い分類でも 50% 以上あることから、基準 15% は十分な余裕があると考えられます。</w:t>
       </w:r>
     </w:p>
     <w:p>
@@ -6446,7 +6423,7 @@
           <w:i w:val="0"/>
           <w:sz w:val="22"/>
         </w:rPr>
-        <w:t>仮に短手 3 を月 22 名から 月 30 名に 8 名増やしても、年間 96 件の予定入院増加。これを rolling 3 ヶ月に当てはめると、救急率は約 3〜5pt 低下する見込みです。</w:t>
+        <w:t>仮に短手 3 を月 22 名から 月 30 名に 8 名増やしても、年間 96 件の予定入院増加。これを rolling 3 ヶ月に当てはめると、予定外入院率は約 3〜5pt 低下する見込みです。</w:t>
       </w:r>
       <w:r>
         <w:rPr>
@@ -6455,7 +6432,7 @@
           <w:i w:val="0"/>
           <w:sz w:val="22"/>
         </w:rPr>
-        <w:t>それでも 50% 以上の水準は維持されます。</w:t>
+        <w:t>それでも 50% 前後の水準は維持される見込みです。</w:t>
       </w:r>
     </w:p>
     <w:p>
@@ -6466,7 +6443,7 @@
           <w:i w:val="0"/>
           <w:sz w:val="22"/>
         </w:rPr>
-        <w:t>基準 15% には大幅な余力があるため、短手 3 増加は制度リスクなく進められます。ただし実際の増加は</w:t>
+        <w:t xml:space="preserve">基準 15% には十分な余力があるため、短手 3 増加は制度リスクなく進められる想定。ただし、判断の最終確定は </w:t>
       </w:r>
       <w:r>
         <w:rPr>
@@ -6475,6 +6452,24 @@
           <w:i w:val="0"/>
           <w:sz w:val="22"/>
         </w:rPr>
+        <w:t>事務による入院経路 5 区分の再エクスポート後</w:t>
+      </w:r>
+      <w:r>
+        <w:rPr>
+          <w:rFonts w:ascii="Hiragino Kaku Gothic ProN" w:hAnsi="Hiragino Kaku Gothic ProN" w:eastAsia="Hiragino Kaku Gothic ProN" w:cs="Hiragino Kaku Gothic ProN"/>
+          <w:b w:val="0"/>
+          <w:i w:val="0"/>
+          <w:sz w:val="22"/>
+        </w:rPr>
+        <w:t xml:space="preserve"> に、制度上の救急搬送後値を使って行います。また実際の増加は </w:t>
+      </w:r>
+      <w:r>
+        <w:rPr>
+          <w:rFonts w:ascii="Hiragino Kaku Gothic ProN" w:hAnsi="Hiragino Kaku Gothic ProN" w:eastAsia="Hiragino Kaku Gothic ProN" w:cs="Hiragino Kaku Gothic ProN"/>
+          <w:b/>
+          <w:i w:val="0"/>
+          <w:sz w:val="22"/>
+        </w:rPr>
         <w:t>消化器内科との協議が前提</w:t>
       </w:r>
       <w:r>
@@ -6484,7 +6479,7 @@
           <w:i w:val="0"/>
           <w:sz w:val="22"/>
         </w:rPr>
-        <w:t>です。</w:t>
+        <w:t xml:space="preserve"> です。</w:t>
       </w:r>
     </w:p>
     <w:p>

--- a/docs/admin/scenario_scripts_v4/presentation_script_bedcontrol_v4.docx
+++ b/docs/admin/scenario_scripts_v4/presentation_script_bedcontrol_v4.docx
@@ -11,7 +11,7 @@
           <w:color w:val="888888"/>
           <w:sz w:val="18"/>
         </w:rPr>
-        <w:t>生成日: 2026-04-20    対応アプリ: v4    コミット: a1fee86</w:t>
+        <w:t>生成日: 2026-04-20    対応アプリ: v4    コミット: f52f04b</w:t>
       </w:r>
     </w:p>
     <w:p>
@@ -930,7 +930,7 @@
           <w:i w:val="0"/>
           <w:sz w:val="22"/>
         </w:rPr>
-        <w:t>予定外入院の中には救急搬送以外（外来紹介・連携室・ウォークイン等）が含まれています。制度上の「救急搬送後」に限定した厳密値は、事務への再エクスポート依頼中で、確定次第ご報告します。</w:t>
+        <w:t>予定外入院の中には救急搬送以外（外来紹介・連携室・ウォークイン等）が含まれています。制度上の「救急搬送後」に限定した厳密値は、段階的厳密化で運用中（手動シード入力 + 2026-04 以降の詳細データ蓄積）で、確定次第ご報告します。</w:t>
       </w:r>
     </w:p>
     <w:p>
@@ -5736,7 +5736,7 @@
           <w:i w:val="0"/>
           <w:sz w:val="22"/>
         </w:rPr>
-        <w:t>: 5F 53.1% / 6F 61.1%（rolling 3 ヶ月でも 54.4% / 60.1%）。ただしこれは 2025FY 事務データの 2 値分類による参考値で、制度上の「救急搬送後」には外来紹介・連携室等が含まれないため、厳密値は再分類後に確定します。予定外入院の過半を救急搬送が占める想定で、基準 15% は十分な余裕で達成する見込みです。</w:t>
+        <w:t>: 5F 53.1% / 6F 61.1%（rolling 3 ヶ月でも 54.4% / 60.1%）。ただしこれは 2025FY 事務データの 2 値分類による参考値で、制度上の「救急搬送後」には外来紹介・連携室等が含まれないため、厳密値は 2026-07 頃に純実データで確定（手動シード入力で bridge 中）します。予定外入院の過半を救急搬送が占める想定で、基準 15% は十分な余裕で達成する見込みです。</w:t>
       </w:r>
     </w:p>
     <w:p>

--- a/docs/admin/scenario_scripts_v4/presentation_script_bedcontrol_v4.docx
+++ b/docs/admin/scenario_scripts_v4/presentation_script_bedcontrol_v4.docx
@@ -11,7 +11,7 @@
           <w:color w:val="888888"/>
           <w:sz w:val="18"/>
         </w:rPr>
-        <w:t>生成日: 2026-04-20    対応アプリ: v4    コミット: f52f04b</w:t>
+        <w:t>生成日: 2026-04-21    対応アプリ: v4    コミット: bf97a91</w:t>
       </w:r>
     </w:p>
     <w:p>

--- a/docs/admin/scenario_scripts_v4/presentation_script_bedcontrol_v4.docx
+++ b/docs/admin/scenario_scripts_v4/presentation_script_bedcontrol_v4.docx
@@ -11,7 +11,7 @@
           <w:color w:val="888888"/>
           <w:sz w:val="18"/>
         </w:rPr>
-        <w:t>生成日: 2026-04-21    対応アプリ: v4    コミット: bf97a91</w:t>
+        <w:t>生成日: 2026-04-21    対応アプリ: v4    コミット: e107ee2</w:t>
       </w:r>
     </w:p>
     <w:p>

--- a/docs/admin/scenario_scripts_v4/presentation_script_bedcontrol_v4.docx
+++ b/docs/admin/scenario_scripts_v4/presentation_script_bedcontrol_v4.docx
@@ -11,7 +11,7 @@
           <w:color w:val="888888"/>
           <w:sz w:val="18"/>
         </w:rPr>
-        <w:t>生成日: 2026-04-21    対応アプリ: v4    コミット: e107ee2</w:t>
+        <w:t>生成日: 2026-04-21    対応アプリ: v4    コミット: 089198e</w:t>
       </w:r>
     </w:p>
     <w:p>

--- a/docs/admin/scenario_scripts_v4/presentation_script_bedcontrol_v4.docx
+++ b/docs/admin/scenario_scripts_v4/presentation_script_bedcontrol_v4.docx
@@ -11,7 +11,7 @@
           <w:color w:val="888888"/>
           <w:sz w:val="18"/>
         </w:rPr>
-        <w:t>生成日: 2026-04-21    対応アプリ: v4    コミット: 089198e</w:t>
+        <w:t>生成日: 2026-04-21    対応アプリ: v4    コミット: b9cec1b</w:t>
       </w:r>
     </w:p>
     <w:p>

--- a/docs/admin/scenario_scripts_v4/presentation_script_bedcontrol_v4.docx
+++ b/docs/admin/scenario_scripts_v4/presentation_script_bedcontrol_v4.docx
@@ -11,7 +11,7 @@
           <w:color w:val="888888"/>
           <w:sz w:val="18"/>
         </w:rPr>
-        <w:t>生成日: 2026-04-21    対応アプリ: v4    コミット: b9cec1b</w:t>
+        <w:t>生成日: 2026-04-21    対応アプリ: v4    コミット: 6b45fb8</w:t>
       </w:r>
     </w:p>
     <w:p>
